--- a/recursos/comercial/INDUCCION_COMERCIAL/HOJA_CLIENTE_DOS_CAMINOS.docx
+++ b/recursos/comercial/INDUCCION_COMERCIAL/HOJA_CLIENTE_DOS_CAMINOS.docx
@@ -893,7 +893,7 @@
           <w:color w:val="666666"/>
           <w:sz w:val="17"/>
         </w:rPr>
-        <w:t>Tu asesora: Paula Saenz · WhatsApp [línea de la academia] · Instagram @Heiiu_english · Heiiu English Academy, Bucaramanga</w:t>
+        <w:t>Tu asesora: Paula Saenz · WhatsApp 315 547 0657 · Instagram @Heiiu_english · Heiiu English Academy, Bucaramanga</w:t>
       </w:r>
     </w:p>
     <w:sectPr>

--- a/recursos/comercial/INDUCCION_COMERCIAL/HOJA_CLIENTE_DOS_CAMINOS.docx
+++ b/recursos/comercial/INDUCCION_COMERCIAL/HOJA_CLIENTE_DOS_CAMINOS.docx
@@ -702,7 +702,7 @@
                 <w:i w:val="0"/>
                 <w:sz w:val="19"/>
               </w:rPr>
-              <w:t>transferencia, tarjeta débito o crédito (sin recargo), o efectivo en la sede.</w:t>
+              <w:t>transferencia, tarjeta débito o crédito, o efectivo en la sede.</w:t>
             </w:r>
           </w:p>
           <w:p>
